--- a/docs/lab04/report.docx
+++ b/docs/lab04/report.docx
@@ -633,7 +633,7 @@
         <w:spacing w:after="40"/>
       </w:pPr>
       <w:r>
-        <w:t>2. Інваріант між двома сутностями (напр. «не видати понад ліміт відкритих у клієнта») зазвичай виносять у сервіс тижня 5, бо сутність бачить лише себе, а таке правило потребує стану кількох об'єктів/сховища.</w:t>
+        <w:t>2. Інваріант між двома сутностями реалізовано в OrderPlacementService (Core/Services): «клієнт не може мати понад 3 відкритих замовлень» — охоплює Customer і його Order. Винесено в сервіс, бо одне Order не бачить інших; сутність гарантує лише власний стан, а крос-сутнісне правило потребує стану кількох об'єктів.</w:t>
       </w:r>
     </w:p>
     <w:p>
@@ -2051,7 +2051,7 @@
         <w:rPr>
           <w:b/>
         </w:rPr>
-        <w:t>src/Cli/Program.cs — сценарії успіху і порушень</w:t>
+        <w:t>src/Core/Services/OrderPlacementService.cs — правило між двома сутностями (дод. 2)</w:t>
       </w:r>
     </w:p>
     <w:p>
@@ -2066,7 +2066,7 @@
           <w:color w:val="1A1A1A"/>
           <w:sz w:val="21"/>
         </w:rPr>
-        <w:t>using System.Text;</w:t>
+        <w:t>using Core.Domain;</w:t>
       </w:r>
       <w:r>
         <w:rPr>
@@ -2075,7 +2075,6 @@
           <w:sz w:val="21"/>
         </w:rPr>
         <w:br/>
-        <w:t>using Core.Domain;</w:t>
       </w:r>
       <w:r>
         <w:rPr>
@@ -2084,7 +2083,7 @@
           <w:sz w:val="21"/>
         </w:rPr>
         <w:br/>
-        <w:t>using Core.Dto;</w:t>
+        <w:t>namespace Core.Services;</w:t>
       </w:r>
       <w:r>
         <w:rPr>
@@ -2093,7 +2092,6 @@
           <w:sz w:val="21"/>
         </w:rPr>
         <w:br/>
-        <w:t>using Core.Import;</w:t>
       </w:r>
       <w:r>
         <w:rPr>
@@ -2102,6 +2100,7 @@
           <w:sz w:val="21"/>
         </w:rPr>
         <w:br/>
+        <w:t>/// &lt;summary&gt;</w:t>
       </w:r>
       <w:r>
         <w:rPr>
@@ -2110,7 +2109,7 @@
           <w:sz w:val="21"/>
         </w:rPr>
         <w:br/>
-        <w:t>Console.OutputEncoding = Encoding.UTF8;</w:t>
+        <w:t>/// Додаткове завдання 2: інваріант, що охоплює ДВІ сутності (Customer + усі його Order).</w:t>
       </w:r>
       <w:r>
         <w:rPr>
@@ -2119,6 +2118,7 @@
           <w:sz w:val="21"/>
         </w:rPr>
         <w:br/>
+        <w:t>///</w:t>
       </w:r>
       <w:r>
         <w:rPr>
@@ -2127,7 +2127,7 @@
           <w:sz w:val="21"/>
         </w:rPr>
         <w:br/>
-        <w:t>// ===== Сценарій 1: успіх — стан змінюється лише через методи =====</w:t>
+        <w:t>/// Чому це СЕРВІС, а не метод сутності: одне замовлення (Order) бачить лише себе й не знає</w:t>
       </w:r>
       <w:r>
         <w:rPr>
@@ -2136,7 +2136,7 @@
           <w:sz w:val="21"/>
         </w:rPr>
         <w:br/>
-        <w:t>Console.WriteLine("=== Сценарій 1: успіх ===");</w:t>
+        <w:t>/// про інші замовлення того самого клієнта. Правило «клієнт не може мати понад N відкритих</w:t>
       </w:r>
       <w:r>
         <w:rPr>
@@ -2145,7 +2145,7 @@
           <w:sz w:val="21"/>
         </w:rPr>
         <w:br/>
-        <w:t>Order order = Order.Create("O-001", "C-001");</w:t>
+        <w:t>/// замовлень» потребує стану кількох об'єктів (клієнта + колекції його замовлень), тому його</w:t>
       </w:r>
       <w:r>
         <w:rPr>
@@ -2154,7 +2154,7 @@
           <w:sz w:val="21"/>
         </w:rPr>
         <w:br/>
-        <w:t>order.AddLine("P-001", "Кава мелена 250г", 189.50m, 2);</w:t>
+        <w:t>/// природно виносять у сервіс (з тижня 5 такі сервіси працюватимуть разом зі сховищем).</w:t>
       </w:r>
       <w:r>
         <w:rPr>
@@ -2163,7 +2163,7 @@
           <w:sz w:val="21"/>
         </w:rPr>
         <w:br/>
-        <w:t>order.AddLine("P-003", "Цукор 1кг", 42.90m, 3);</w:t>
+        <w:t>/// Інваріанти про власний стан лишаються в сутностях; крос-сутнісні — тут.</w:t>
       </w:r>
       <w:r>
         <w:rPr>
@@ -2172,7 +2172,7 @@
           <w:sz w:val="21"/>
         </w:rPr>
         <w:br/>
-        <w:t>Console.WriteLine(order);</w:t>
+        <w:t>/// &lt;/summary&gt;</w:t>
       </w:r>
       <w:r>
         <w:rPr>
@@ -2181,7 +2181,7 @@
           <w:sz w:val="21"/>
         </w:rPr>
         <w:br/>
-        <w:t>order.Confirm();</w:t>
+        <w:t>public sealed class OrderPlacementService</w:t>
       </w:r>
       <w:r>
         <w:rPr>
@@ -2190,7 +2190,7 @@
           <w:sz w:val="21"/>
         </w:rPr>
         <w:br/>
-        <w:t>Console.WriteLine($"Після підтвердження: статус {order.Status}, сума {order.Total}");</w:t>
+        <w:t>{</w:t>
       </w:r>
       <w:r>
         <w:rPr>
@@ -2199,6 +2199,7 @@
           <w:sz w:val="21"/>
         </w:rPr>
         <w:br/>
+        <w:t xml:space="preserve">    public const int MaxOpenOrders = 3;</w:t>
       </w:r>
       <w:r>
         <w:rPr>
@@ -2207,7 +2208,6 @@
           <w:sz w:val="21"/>
         </w:rPr>
         <w:br/>
-        <w:t>// ===== Сценарій 2: порушення інваріантів — жодна відмова не змінює стан =====</w:t>
       </w:r>
       <w:r>
         <w:rPr>
@@ -2216,7 +2216,7 @@
           <w:sz w:val="21"/>
         </w:rPr>
         <w:br/>
-        <w:t>Console.WriteLine();</w:t>
+        <w:t xml:space="preserve">    /// &lt;summary&gt;</w:t>
       </w:r>
       <w:r>
         <w:rPr>
@@ -2225,7 +2225,7 @@
           <w:sz w:val="21"/>
         </w:rPr>
         <w:br/>
-        <w:t>Console.WriteLine("=== Сценарій 2: порушення інваріантів ===");</w:t>
+        <w:t xml:space="preserve">    /// Створює нове замовлення для клієнта, якщо не порушено крос-сутнісний інваріант.</w:t>
       </w:r>
       <w:r>
         <w:rPr>
@@ -2234,7 +2234,7 @@
           <w:sz w:val="21"/>
         </w:rPr>
         <w:br/>
-        <w:t>Order draft = Order.Create("O-002", "C-002");</w:t>
+        <w:t xml:space="preserve">    /// &lt;/summary&gt;</w:t>
       </w:r>
       <w:r>
         <w:rPr>
@@ -2243,7 +2243,7 @@
           <w:sz w:val="21"/>
         </w:rPr>
         <w:br/>
-        <w:t>TryDo("порожній клієнт", () =&gt; Order.Create("O-003", "   "));</w:t>
+        <w:t xml:space="preserve">    public Order PlaceOrder(Customer customer, IReadOnlyCollection&lt;Order&gt; existingOrders, string newOrderId)</w:t>
       </w:r>
       <w:r>
         <w:rPr>
@@ -2252,7 +2252,7 @@
           <w:sz w:val="21"/>
         </w:rPr>
         <w:br/>
-        <w:t>TryDo("кількість 0", () =&gt; draft.AddLine("P-001", "Кава", 189.50m, 0));</w:t>
+        <w:t xml:space="preserve">    {</w:t>
       </w:r>
       <w:r>
         <w:rPr>
@@ -2261,7 +2261,7 @@
           <w:sz w:val="21"/>
         </w:rPr>
         <w:br/>
-        <w:t>TryDo("від'ємна ціна", () =&gt; draft.AddLine("P-002", "Чай", -5m, 1));</w:t>
+        <w:t xml:space="preserve">        int openForCustomer = existingOrders.Count(</w:t>
       </w:r>
       <w:r>
         <w:rPr>
@@ -2270,7 +2270,7 @@
           <w:sz w:val="21"/>
         </w:rPr>
         <w:br/>
-        <w:t>TryDo("підтвердити порожнє", () =&gt; draft.Confirm());</w:t>
+        <w:t xml:space="preserve">            o =&gt; o.CustomerId == customer.Id &amp;&amp; o.Status == OrderStatus.Draft);</w:t>
       </w:r>
       <w:r>
         <w:rPr>
@@ -2279,7 +2279,6 @@
           <w:sz w:val="21"/>
         </w:rPr>
         <w:br/>
-        <w:t>TryDo("додати рядок у підтверджене", () =&gt; order.AddLine("P-009", "Печиво", 54.80m, 1));</w:t>
       </w:r>
       <w:r>
         <w:rPr>
@@ -2288,7 +2287,7 @@
           <w:sz w:val="21"/>
         </w:rPr>
         <w:br/>
-        <w:t>TryDo("повторне підтвердження", () =&gt; order.Confirm());</w:t>
+        <w:t xml:space="preserve">        if (openForCustomer &gt;= MaxOpenOrders)</w:t>
       </w:r>
       <w:r>
         <w:rPr>
@@ -2297,7 +2296,7 @@
           <w:sz w:val="21"/>
         </w:rPr>
         <w:br/>
-        <w:t>Console.WriteLine($"Стан order не змінився: статус {order.Status}, рядків {order.Lines.Count}, сума {order.Total}");</w:t>
+        <w:t xml:space="preserve">            throw new InvalidOperationException(</w:t>
       </w:r>
       <w:r>
         <w:rPr>
@@ -2306,6 +2305,7 @@
           <w:sz w:val="21"/>
         </w:rPr>
         <w:br/>
+        <w:t xml:space="preserve">                $"Клієнт {customer.Id} вже має {openForCustomer} відкритих замовлень " +</w:t>
       </w:r>
       <w:r>
         <w:rPr>
@@ -2314,7 +2314,7 @@
           <w:sz w:val="21"/>
         </w:rPr>
         <w:br/>
-        <w:t>// ===== Додаткове 3: переходи станів (enum + switch expression) =====</w:t>
+        <w:t xml:space="preserve">                $"(ліміт {MaxOpenOrders}) — нове створити не можна");</w:t>
       </w:r>
       <w:r>
         <w:rPr>
@@ -2323,7 +2323,6 @@
           <w:sz w:val="21"/>
         </w:rPr>
         <w:br/>
-        <w:t>Console.WriteLine();</w:t>
       </w:r>
       <w:r>
         <w:rPr>
@@ -2332,7 +2331,7 @@
           <w:sz w:val="21"/>
         </w:rPr>
         <w:br/>
-        <w:t>Console.WriteLine("=== Додаткове 3: переходи статусів ===");</w:t>
+        <w:t xml:space="preserve">        return Order.Create(newOrderId, customer.Id);</w:t>
       </w:r>
       <w:r>
         <w:rPr>
@@ -2341,7 +2340,7 @@
           <w:sz w:val="21"/>
         </w:rPr>
         <w:br/>
-        <w:t>Order cancelled = Order.Create("O-010", "C-010");</w:t>
+        <w:t xml:space="preserve">    }</w:t>
       </w:r>
       <w:r>
         <w:rPr>
@@ -2350,16 +2349,33 @@
           <w:sz w:val="21"/>
         </w:rPr>
         <w:br/>
-        <w:t>cancelled.AddLine("P-001", "Кава мелена 250г", 189.50m, 1);</w:t>
-      </w:r>
+        <w:t>}</w:t>
+      </w:r>
+    </w:p>
+    <w:p>
+      <w:pPr>
+        <w:spacing w:before="200" w:after="40"/>
+      </w:pPr>
+      <w:r>
+        <w:rPr>
+          <w:b/>
+        </w:rPr>
+        <w:t>src/Cli/Program.cs — сценарії успіху і порушень</w:t>
+      </w:r>
+    </w:p>
+    <w:p>
+      <w:pPr>
+        <w:spacing w:before="40" w:after="160"/>
+        <w:ind w:left="283"/>
+        <w:shd w:val="clear" w:color="auto" w:fill="F4F4F4"/>
+      </w:pPr>
       <w:r>
         <w:rPr>
           <w:rFonts w:ascii="Menlo" w:hAnsi="Menlo"/>
           <w:color w:val="1A1A1A"/>
           <w:sz w:val="21"/>
         </w:rPr>
-        <w:br/>
-        <w:t>cancelled.Cancel();</w:t>
+        <w:t>using System.Text;</w:t>
       </w:r>
       <w:r>
         <w:rPr>
@@ -2368,7 +2384,7 @@
           <w:sz w:val="21"/>
         </w:rPr>
         <w:br/>
-        <w:t>Console.WriteLine($"O-010 статус: {cancelled.Status}");</w:t>
+        <w:t>using Core.Domain;</w:t>
       </w:r>
       <w:r>
         <w:rPr>
@@ -2377,7 +2393,7 @@
           <w:sz w:val="21"/>
         </w:rPr>
         <w:br/>
-        <w:t>TryDo("підтвердити скасоване", () =&gt; cancelled.Confirm());</w:t>
+        <w:t>using Core.Dto;</w:t>
       </w:r>
       <w:r>
         <w:rPr>
@@ -2386,6 +2402,7 @@
           <w:sz w:val="21"/>
         </w:rPr>
         <w:br/>
+        <w:t>using Core.Import;</w:t>
       </w:r>
       <w:r>
         <w:rPr>
@@ -2394,7 +2411,7 @@
           <w:sz w:val="21"/>
         </w:rPr>
         <w:br/>
-        <w:t>// ===== Додаткове 1: побудова доменних рядків з імпорту тижня 3 =====</w:t>
+        <w:t>using Core.Services;</w:t>
       </w:r>
       <w:r>
         <w:rPr>
@@ -2403,7 +2420,6 @@
           <w:sz w:val="21"/>
         </w:rPr>
         <w:br/>
-        <w:t>Console.WriteLine();</w:t>
       </w:r>
       <w:r>
         <w:rPr>
@@ -2412,7 +2428,7 @@
           <w:sz w:val="21"/>
         </w:rPr>
         <w:br/>
-        <w:t>Console.WriteLine("=== Додаткове 1: рядки з імпорту (дані + помилки) ===");</w:t>
+        <w:t>Console.OutputEncoding = Encoding.UTF8;</w:t>
       </w:r>
       <w:r>
         <w:rPr>
@@ -2421,7 +2437,6 @@
           <w:sz w:val="21"/>
         </w:rPr>
         <w:br/>
-        <w:t>string csv = Path.Combine("data", "sample.csv");</w:t>
       </w:r>
       <w:r>
         <w:rPr>
@@ -2430,7 +2445,7 @@
           <w:sz w:val="21"/>
         </w:rPr>
         <w:br/>
-        <w:t>if (File.Exists(csv))</w:t>
+        <w:t>// ===== Сценарій 1: успіх — стан змінюється лише через методи =====</w:t>
       </w:r>
       <w:r>
         <w:rPr>
@@ -2439,7 +2454,7 @@
           <w:sz w:val="21"/>
         </w:rPr>
         <w:br/>
-        <w:t>{</w:t>
+        <w:t>Console.WriteLine("=== Сценарій 1: успіх ===");</w:t>
       </w:r>
       <w:r>
         <w:rPr>
@@ -2448,7 +2463,7 @@
           <w:sz w:val="21"/>
         </w:rPr>
         <w:br/>
-        <w:t xml:space="preserve">    ImportResult&lt;ProductDto&gt; import = ProductCsvImporter.Load(csv);</w:t>
+        <w:t>Order order = Order.Create("O-001", "C-001");</w:t>
       </w:r>
       <w:r>
         <w:rPr>
@@ -2457,7 +2472,7 @@
           <w:sz w:val="21"/>
         </w:rPr>
         <w:br/>
-        <w:t xml:space="preserve">    (IReadOnlyList&lt;OrderLine&gt; lines, IReadOnlyList&lt;string&gt; errors) = OrderAssembler.BuildLines(import);</w:t>
+        <w:t>order.AddLine("P-001", "Кава мелена 250г", 189.50m, 2);</w:t>
       </w:r>
       <w:r>
         <w:rPr>
@@ -2466,7 +2481,7 @@
           <w:sz w:val="21"/>
         </w:rPr>
         <w:br/>
-        <w:t xml:space="preserve">    Console.WriteLine($"Побудовано рядків: {lines.Count}, відхилено: {errors.Count}");</w:t>
+        <w:t>order.AddLine("P-003", "Цукор 1кг", 42.90m, 3);</w:t>
       </w:r>
       <w:r>
         <w:rPr>
@@ -2475,7 +2490,408 @@
           <w:sz w:val="21"/>
         </w:rPr>
         <w:br/>
+        <w:t>Console.WriteLine(order);</w:t>
+      </w:r>
+      <w:r>
+        <w:rPr>
+          <w:rFonts w:ascii="Menlo" w:hAnsi="Menlo"/>
+          <w:color w:val="1A1A1A"/>
+          <w:sz w:val="21"/>
+        </w:rPr>
+        <w:br/>
+        <w:t>order.Confirm();</w:t>
+      </w:r>
+      <w:r>
+        <w:rPr>
+          <w:rFonts w:ascii="Menlo" w:hAnsi="Menlo"/>
+          <w:color w:val="1A1A1A"/>
+          <w:sz w:val="21"/>
+        </w:rPr>
+        <w:br/>
+        <w:t>Console.WriteLine($"Після підтвердження: статус {order.Status}, сума {order.Total}");</w:t>
+      </w:r>
+      <w:r>
+        <w:rPr>
+          <w:rFonts w:ascii="Menlo" w:hAnsi="Menlo"/>
+          <w:color w:val="1A1A1A"/>
+          <w:sz w:val="21"/>
+        </w:rPr>
+        <w:br/>
+      </w:r>
+      <w:r>
+        <w:rPr>
+          <w:rFonts w:ascii="Menlo" w:hAnsi="Menlo"/>
+          <w:color w:val="1A1A1A"/>
+          <w:sz w:val="21"/>
+        </w:rPr>
+        <w:br/>
+        <w:t>// ===== Сценарій 2: порушення інваріантів — жодна відмова не змінює стан =====</w:t>
+      </w:r>
+      <w:r>
+        <w:rPr>
+          <w:rFonts w:ascii="Menlo" w:hAnsi="Menlo"/>
+          <w:color w:val="1A1A1A"/>
+          <w:sz w:val="21"/>
+        </w:rPr>
+        <w:br/>
+        <w:t>Console.WriteLine();</w:t>
+      </w:r>
+      <w:r>
+        <w:rPr>
+          <w:rFonts w:ascii="Menlo" w:hAnsi="Menlo"/>
+          <w:color w:val="1A1A1A"/>
+          <w:sz w:val="21"/>
+        </w:rPr>
+        <w:br/>
+        <w:t>Console.WriteLine("=== Сценарій 2: порушення інваріантів ===");</w:t>
+      </w:r>
+      <w:r>
+        <w:rPr>
+          <w:rFonts w:ascii="Menlo" w:hAnsi="Menlo"/>
+          <w:color w:val="1A1A1A"/>
+          <w:sz w:val="21"/>
+        </w:rPr>
+        <w:br/>
+        <w:t>Order draft = Order.Create("O-002", "C-002");</w:t>
+      </w:r>
+      <w:r>
+        <w:rPr>
+          <w:rFonts w:ascii="Menlo" w:hAnsi="Menlo"/>
+          <w:color w:val="1A1A1A"/>
+          <w:sz w:val="21"/>
+        </w:rPr>
+        <w:br/>
+        <w:t>TryDo("порожній клієнт", () =&gt; Order.Create("O-003", "   "));</w:t>
+      </w:r>
+      <w:r>
+        <w:rPr>
+          <w:rFonts w:ascii="Menlo" w:hAnsi="Menlo"/>
+          <w:color w:val="1A1A1A"/>
+          <w:sz w:val="21"/>
+        </w:rPr>
+        <w:br/>
+        <w:t>TryDo("кількість 0", () =&gt; draft.AddLine("P-001", "Кава", 189.50m, 0));</w:t>
+      </w:r>
+      <w:r>
+        <w:rPr>
+          <w:rFonts w:ascii="Menlo" w:hAnsi="Menlo"/>
+          <w:color w:val="1A1A1A"/>
+          <w:sz w:val="21"/>
+        </w:rPr>
+        <w:br/>
+        <w:t>TryDo("від'ємна ціна", () =&gt; draft.AddLine("P-002", "Чай", -5m, 1));</w:t>
+      </w:r>
+      <w:r>
+        <w:rPr>
+          <w:rFonts w:ascii="Menlo" w:hAnsi="Menlo"/>
+          <w:color w:val="1A1A1A"/>
+          <w:sz w:val="21"/>
+        </w:rPr>
+        <w:br/>
+        <w:t>TryDo("підтвердити порожнє", () =&gt; draft.Confirm());</w:t>
+      </w:r>
+      <w:r>
+        <w:rPr>
+          <w:rFonts w:ascii="Menlo" w:hAnsi="Menlo"/>
+          <w:color w:val="1A1A1A"/>
+          <w:sz w:val="21"/>
+        </w:rPr>
+        <w:br/>
+        <w:t>TryDo("додати рядок у підтверджене", () =&gt; order.AddLine("P-009", "Печиво", 54.80m, 1));</w:t>
+      </w:r>
+      <w:r>
+        <w:rPr>
+          <w:rFonts w:ascii="Menlo" w:hAnsi="Menlo"/>
+          <w:color w:val="1A1A1A"/>
+          <w:sz w:val="21"/>
+        </w:rPr>
+        <w:br/>
+        <w:t>TryDo("повторне підтвердження", () =&gt; order.Confirm());</w:t>
+      </w:r>
+      <w:r>
+        <w:rPr>
+          <w:rFonts w:ascii="Menlo" w:hAnsi="Menlo"/>
+          <w:color w:val="1A1A1A"/>
+          <w:sz w:val="21"/>
+        </w:rPr>
+        <w:br/>
+        <w:t>Console.WriteLine($"Стан order не змінився: статус {order.Status}, рядків {order.Lines.Count}, сума {order.Total}");</w:t>
+      </w:r>
+      <w:r>
+        <w:rPr>
+          <w:rFonts w:ascii="Menlo" w:hAnsi="Menlo"/>
+          <w:color w:val="1A1A1A"/>
+          <w:sz w:val="21"/>
+        </w:rPr>
+        <w:br/>
+      </w:r>
+      <w:r>
+        <w:rPr>
+          <w:rFonts w:ascii="Menlo" w:hAnsi="Menlo"/>
+          <w:color w:val="1A1A1A"/>
+          <w:sz w:val="21"/>
+        </w:rPr>
+        <w:br/>
+        <w:t>// ===== Додаткове 3: переходи станів (enum + switch expression) =====</w:t>
+      </w:r>
+      <w:r>
+        <w:rPr>
+          <w:rFonts w:ascii="Menlo" w:hAnsi="Menlo"/>
+          <w:color w:val="1A1A1A"/>
+          <w:sz w:val="21"/>
+        </w:rPr>
+        <w:br/>
+        <w:t>Console.WriteLine();</w:t>
+      </w:r>
+      <w:r>
+        <w:rPr>
+          <w:rFonts w:ascii="Menlo" w:hAnsi="Menlo"/>
+          <w:color w:val="1A1A1A"/>
+          <w:sz w:val="21"/>
+        </w:rPr>
+        <w:br/>
+        <w:t>Console.WriteLine("=== Додаткове 3: переходи статусів ===");</w:t>
+      </w:r>
+      <w:r>
+        <w:rPr>
+          <w:rFonts w:ascii="Menlo" w:hAnsi="Menlo"/>
+          <w:color w:val="1A1A1A"/>
+          <w:sz w:val="21"/>
+        </w:rPr>
+        <w:br/>
+        <w:t>Order cancelled = Order.Create("O-010", "C-010");</w:t>
+      </w:r>
+      <w:r>
+        <w:rPr>
+          <w:rFonts w:ascii="Menlo" w:hAnsi="Menlo"/>
+          <w:color w:val="1A1A1A"/>
+          <w:sz w:val="21"/>
+        </w:rPr>
+        <w:br/>
+        <w:t>cancelled.AddLine("P-001", "Кава мелена 250г", 189.50m, 1);</w:t>
+      </w:r>
+      <w:r>
+        <w:rPr>
+          <w:rFonts w:ascii="Menlo" w:hAnsi="Menlo"/>
+          <w:color w:val="1A1A1A"/>
+          <w:sz w:val="21"/>
+        </w:rPr>
+        <w:br/>
+        <w:t>cancelled.Cancel();</w:t>
+      </w:r>
+      <w:r>
+        <w:rPr>
+          <w:rFonts w:ascii="Menlo" w:hAnsi="Menlo"/>
+          <w:color w:val="1A1A1A"/>
+          <w:sz w:val="21"/>
+        </w:rPr>
+        <w:br/>
+        <w:t>Console.WriteLine($"O-010 статус: {cancelled.Status}");</w:t>
+      </w:r>
+      <w:r>
+        <w:rPr>
+          <w:rFonts w:ascii="Menlo" w:hAnsi="Menlo"/>
+          <w:color w:val="1A1A1A"/>
+          <w:sz w:val="21"/>
+        </w:rPr>
+        <w:br/>
+        <w:t>TryDo("підтвердити скасоване", () =&gt; cancelled.Confirm());</w:t>
+      </w:r>
+      <w:r>
+        <w:rPr>
+          <w:rFonts w:ascii="Menlo" w:hAnsi="Menlo"/>
+          <w:color w:val="1A1A1A"/>
+          <w:sz w:val="21"/>
+        </w:rPr>
+        <w:br/>
+      </w:r>
+      <w:r>
+        <w:rPr>
+          <w:rFonts w:ascii="Menlo" w:hAnsi="Menlo"/>
+          <w:color w:val="1A1A1A"/>
+          <w:sz w:val="21"/>
+        </w:rPr>
+        <w:br/>
+        <w:t>// ===== Додаткове 1: побудова доменних рядків з імпорту тижня 3 =====</w:t>
+      </w:r>
+      <w:r>
+        <w:rPr>
+          <w:rFonts w:ascii="Menlo" w:hAnsi="Menlo"/>
+          <w:color w:val="1A1A1A"/>
+          <w:sz w:val="21"/>
+        </w:rPr>
+        <w:br/>
+        <w:t>Console.WriteLine();</w:t>
+      </w:r>
+      <w:r>
+        <w:rPr>
+          <w:rFonts w:ascii="Menlo" w:hAnsi="Menlo"/>
+          <w:color w:val="1A1A1A"/>
+          <w:sz w:val="21"/>
+        </w:rPr>
+        <w:br/>
+        <w:t>Console.WriteLine("=== Додаткове 1: рядки з імпорту (дані + помилки) ===");</w:t>
+      </w:r>
+      <w:r>
+        <w:rPr>
+          <w:rFonts w:ascii="Menlo" w:hAnsi="Menlo"/>
+          <w:color w:val="1A1A1A"/>
+          <w:sz w:val="21"/>
+        </w:rPr>
+        <w:br/>
+        <w:t>string csv = Path.Combine("data", "sample.csv");</w:t>
+      </w:r>
+      <w:r>
+        <w:rPr>
+          <w:rFonts w:ascii="Menlo" w:hAnsi="Menlo"/>
+          <w:color w:val="1A1A1A"/>
+          <w:sz w:val="21"/>
+        </w:rPr>
+        <w:br/>
+        <w:t>if (File.Exists(csv))</w:t>
+      </w:r>
+      <w:r>
+        <w:rPr>
+          <w:rFonts w:ascii="Menlo" w:hAnsi="Menlo"/>
+          <w:color w:val="1A1A1A"/>
+          <w:sz w:val="21"/>
+        </w:rPr>
+        <w:br/>
+        <w:t>{</w:t>
+      </w:r>
+      <w:r>
+        <w:rPr>
+          <w:rFonts w:ascii="Menlo" w:hAnsi="Menlo"/>
+          <w:color w:val="1A1A1A"/>
+          <w:sz w:val="21"/>
+        </w:rPr>
+        <w:br/>
+        <w:t xml:space="preserve">    ImportResult&lt;ProductDto&gt; import = ProductCsvImporter.Load(csv);</w:t>
+      </w:r>
+      <w:r>
+        <w:rPr>
+          <w:rFonts w:ascii="Menlo" w:hAnsi="Menlo"/>
+          <w:color w:val="1A1A1A"/>
+          <w:sz w:val="21"/>
+        </w:rPr>
+        <w:br/>
+        <w:t xml:space="preserve">    (IReadOnlyList&lt;OrderLine&gt; lines, IReadOnlyList&lt;string&gt; errors) = OrderAssembler.BuildLines(import);</w:t>
+      </w:r>
+      <w:r>
+        <w:rPr>
+          <w:rFonts w:ascii="Menlo" w:hAnsi="Menlo"/>
+          <w:color w:val="1A1A1A"/>
+          <w:sz w:val="21"/>
+        </w:rPr>
+        <w:br/>
+        <w:t xml:space="preserve">    Console.WriteLine($"Побудовано рядків: {lines.Count}, відхилено: {errors.Count}");</w:t>
+      </w:r>
+      <w:r>
+        <w:rPr>
+          <w:rFonts w:ascii="Menlo" w:hAnsi="Menlo"/>
+          <w:color w:val="1A1A1A"/>
+          <w:sz w:val="21"/>
+        </w:rPr>
+        <w:br/>
         <w:t>}</w:t>
+      </w:r>
+      <w:r>
+        <w:rPr>
+          <w:rFonts w:ascii="Menlo" w:hAnsi="Menlo"/>
+          <w:color w:val="1A1A1A"/>
+          <w:sz w:val="21"/>
+        </w:rPr>
+        <w:br/>
+      </w:r>
+      <w:r>
+        <w:rPr>
+          <w:rFonts w:ascii="Menlo" w:hAnsi="Menlo"/>
+          <w:color w:val="1A1A1A"/>
+          <w:sz w:val="21"/>
+        </w:rPr>
+        <w:br/>
+        <w:t>// ===== Додаткове 2: інваріант між двома сутностями (у сервісі) =====</w:t>
+      </w:r>
+      <w:r>
+        <w:rPr>
+          <w:rFonts w:ascii="Menlo" w:hAnsi="Menlo"/>
+          <w:color w:val="1A1A1A"/>
+          <w:sz w:val="21"/>
+        </w:rPr>
+        <w:br/>
+        <w:t>Console.WriteLine();</w:t>
+      </w:r>
+      <w:r>
+        <w:rPr>
+          <w:rFonts w:ascii="Menlo" w:hAnsi="Menlo"/>
+          <w:color w:val="1A1A1A"/>
+          <w:sz w:val="21"/>
+        </w:rPr>
+        <w:br/>
+        <w:t>Console.WriteLine("=== Додаткове 2: правило між двома сутностями (сервіс) ===");</w:t>
+      </w:r>
+      <w:r>
+        <w:rPr>
+          <w:rFonts w:ascii="Menlo" w:hAnsi="Menlo"/>
+          <w:color w:val="1A1A1A"/>
+          <w:sz w:val="21"/>
+        </w:rPr>
+        <w:br/>
+        <w:t>Customer customer = Customer.Create("C-100", "ТОВ Ромашка");</w:t>
+      </w:r>
+      <w:r>
+        <w:rPr>
+          <w:rFonts w:ascii="Menlo" w:hAnsi="Menlo"/>
+          <w:color w:val="1A1A1A"/>
+          <w:sz w:val="21"/>
+        </w:rPr>
+        <w:br/>
+        <w:t>var customerOrders = new List&lt;Order&gt;();</w:t>
+      </w:r>
+      <w:r>
+        <w:rPr>
+          <w:rFonts w:ascii="Menlo" w:hAnsi="Menlo"/>
+          <w:color w:val="1A1A1A"/>
+          <w:sz w:val="21"/>
+        </w:rPr>
+        <w:br/>
+        <w:t>var placement = new OrderPlacementService();</w:t>
+      </w:r>
+      <w:r>
+        <w:rPr>
+          <w:rFonts w:ascii="Menlo" w:hAnsi="Menlo"/>
+          <w:color w:val="1A1A1A"/>
+          <w:sz w:val="21"/>
+        </w:rPr>
+        <w:br/>
+        <w:t>for (int i = 1; i &lt;= OrderPlacementService.MaxOpenOrders; i++)</w:t>
+      </w:r>
+      <w:r>
+        <w:rPr>
+          <w:rFonts w:ascii="Menlo" w:hAnsi="Menlo"/>
+          <w:color w:val="1A1A1A"/>
+          <w:sz w:val="21"/>
+        </w:rPr>
+        <w:br/>
+        <w:t xml:space="preserve">    customerOrders.Add(placement.PlaceOrder(customer, customerOrders, $"O-2{i:00}"));</w:t>
+      </w:r>
+      <w:r>
+        <w:rPr>
+          <w:rFonts w:ascii="Menlo" w:hAnsi="Menlo"/>
+          <w:color w:val="1A1A1A"/>
+          <w:sz w:val="21"/>
+        </w:rPr>
+        <w:br/>
+        <w:t>Console.WriteLine($"Відкритих замовлень у {customer.Id}: {customerOrders.Count} (ліміт {OrderPlacementService.MaxOpenOrders})");</w:t>
+      </w:r>
+      <w:r>
+        <w:rPr>
+          <w:rFonts w:ascii="Menlo" w:hAnsi="Menlo"/>
+          <w:color w:val="1A1A1A"/>
+          <w:sz w:val="21"/>
+        </w:rPr>
+        <w:br/>
+        <w:t>TryDo("понад ліміт відкритих замовлень", () =&gt; placement.PlaceOrder(customer, customerOrders, "O-999"));</w:t>
       </w:r>
       <w:r>
         <w:rPr>
@@ -2972,8 +3388,61 @@
       <w:r>
         <w:drawing>
           <wp:inline xmlns:a="http://schemas.openxmlformats.org/drawingml/2006/main" xmlns:pic="http://schemas.openxmlformats.org/drawingml/2006/picture">
+            <wp:extent cx="5580000" cy="1440000"/>
+            <wp:docPr id="6" name="Picture 6"/>
+            <wp:cNvGraphicFramePr>
+              <a:graphicFrameLocks noChangeAspect="1"/>
+            </wp:cNvGraphicFramePr>
+            <a:graphic>
+              <a:graphicData uri="http://schemas.openxmlformats.org/drawingml/2006/picture">
+                <pic:pic>
+                  <pic:nvPicPr>
+                    <pic:cNvPr id="0" name="07_service.png"/>
+                    <pic:cNvPicPr/>
+                  </pic:nvPicPr>
+                  <pic:blipFill>
+                    <a:blip r:embed="rId14"/>
+                    <a:stretch>
+                      <a:fillRect/>
+                    </a:stretch>
+                  </pic:blipFill>
+                  <pic:spPr>
+                    <a:xfrm>
+                      <a:off x="0" y="0"/>
+                      <a:ext cx="5580000" cy="1440000"/>
+                    </a:xfrm>
+                    <a:prstGeom prst="rect"/>
+                  </pic:spPr>
+                </pic:pic>
+              </a:graphicData>
+            </a:graphic>
+          </wp:inline>
+        </w:drawing>
+      </w:r>
+    </w:p>
+    <w:p>
+      <w:pPr>
+        <w:spacing w:after="200"/>
+        <w:jc w:val="center"/>
+      </w:pPr>
+      <w:r>
+        <w:rPr>
+          <w:i/>
+          <w:sz w:val="24"/>
+        </w:rPr>
+        <w:t>Скріншот 6. Додаткове 2: правило між двома сутностями у сервісі (ліміт відкритих замовлень).</w:t>
+      </w:r>
+    </w:p>
+    <w:p>
+      <w:pPr>
+        <w:spacing w:before="160"/>
+        <w:jc w:val="center"/>
+      </w:pPr>
+      <w:r>
+        <w:drawing>
+          <wp:inline xmlns:a="http://schemas.openxmlformats.org/drawingml/2006/main" xmlns:pic="http://schemas.openxmlformats.org/drawingml/2006/picture">
             <wp:extent cx="5580000" cy="1504719"/>
-            <wp:docPr id="6" name="Picture 6"/>
+            <wp:docPr id="7" name="Picture 7"/>
             <wp:cNvGraphicFramePr>
               <a:graphicFrameLocks noChangeAspect="1"/>
             </wp:cNvGraphicFramePr>
@@ -2985,7 +3454,7 @@
                     <pic:cNvPicPr/>
                   </pic:nvPicPr>
                   <pic:blipFill>
-                    <a:blip r:embed="rId14"/>
+                    <a:blip r:embed="rId15"/>
                     <a:stretch>
                       <a:fillRect/>
                     </a:stretch>
@@ -3014,7 +3483,7 @@
           <w:i/>
           <w:sz w:val="24"/>
         </w:rPr>
-        <w:t>Скріншот 6. Мапінг ToDto/FromDto: відновлення сутності з DTO через ті самі перевірки.</w:t>
+        <w:t>Скріншот 7. Мапінг ToDto/FromDto: відновлення сутності з DTO через ті самі перевірки.</w:t>
       </w:r>
     </w:p>
     <w:p>
